--- a/backend/secure-files/portfolios-docx/NMX-24.docx
+++ b/backend/secure-files/portfolios-docx/NMX-24.docx
@@ -1048,6 +1048,62 @@
         <w:t>NMX-24 es un seguimiento mensual de hábitos: define qué se va a seguir, registra un calendario del mes y calcula adherencia y patrones en un tablero visual. Su base de evidencia es el estudio de Lally y cols. (European Journal of Social Psychology, 2010), que sitúa la mediana de automaticidad en 66 días (rango 18–254) y desmiente el 'mito de los 21 días'. Es una herramienta conductual de la Fase 3.</w:t>
       </w:r>
     </w:p>
+    <w:p>
+      <w:pPr>
+        <w:keepNext/>
+        <w:spacing w:before="120" w:after="20"/>
+        <w:jc w:val="center"/>
+      </w:pPr>
+      <w:r>
+        <w:drawing>
+          <wp:inline xmlns:a="http://schemas.openxmlformats.org/drawingml/2006/main" xmlns:pic="http://schemas.openxmlformats.org/drawingml/2006/picture">
+            <wp:extent cx="5580000" cy="4311818"/>
+            <wp:docPr id="1" name="Picture 1"/>
+            <wp:cNvGraphicFramePr>
+              <a:graphicFrameLocks noChangeAspect="1"/>
+            </wp:cNvGraphicFramePr>
+            <a:graphic>
+              <a:graphicData uri="http://schemas.openxmlformats.org/drawingml/2006/picture">
+                <pic:pic>
+                  <pic:nvPicPr>
+                    <pic:cNvPr id="0" name="NMX-24_01_INICIO_01.png"/>
+                    <pic:cNvPicPr/>
+                  </pic:nvPicPr>
+                  <pic:blipFill>
+                    <a:blip r:embed="rId10"/>
+                    <a:stretch>
+                      <a:fillRect/>
+                    </a:stretch>
+                  </pic:blipFill>
+                  <pic:spPr>
+                    <a:xfrm>
+                      <a:off x="0" y="0"/>
+                      <a:ext cx="5580000" cy="4311818"/>
+                    </a:xfrm>
+                    <a:prstGeom prst="rect"/>
+                  </pic:spPr>
+                </pic:pic>
+              </a:graphicData>
+            </a:graphic>
+          </wp:inline>
+        </w:drawing>
+      </w:r>
+    </w:p>
+    <w:p>
+      <w:pPr>
+        <w:spacing w:before="0" w:after="160"/>
+        <w:jc w:val="center"/>
+      </w:pPr>
+      <w:r>
+        <w:rPr>
+          <w:rFonts w:ascii="Calibri" w:hAnsi="Calibri"/>
+          <w:b/>
+          <w:color w:val="45565E"/>
+          <w:sz w:val="17"/>
+        </w:rPr>
+        <w:t>Figura 1. Vista inicial (hoja INICIO).</w:t>
+      </w:r>
+    </w:p>
     <w:tbl>
       <w:tblPr>
         <w:tblW w:type="auto" w:w="0"/>
@@ -2058,6 +2114,62 @@
         <w:t>Hábitos a seguir, Marcas diarias del calendario</w:t>
       </w:r>
     </w:p>
+    <w:p>
+      <w:pPr>
+        <w:keepNext/>
+        <w:spacing w:before="120" w:after="20"/>
+        <w:jc w:val="center"/>
+      </w:pPr>
+      <w:r>
+        <w:drawing>
+          <wp:inline xmlns:a="http://schemas.openxmlformats.org/drawingml/2006/main" xmlns:pic="http://schemas.openxmlformats.org/drawingml/2006/picture">
+            <wp:extent cx="5580000" cy="4311818"/>
+            <wp:docPr id="2" name="Picture 2"/>
+            <wp:cNvGraphicFramePr>
+              <a:graphicFrameLocks noChangeAspect="1"/>
+            </wp:cNvGraphicFramePr>
+            <a:graphic>
+              <a:graphicData uri="http://schemas.openxmlformats.org/drawingml/2006/picture">
+                <pic:pic>
+                  <pic:nvPicPr>
+                    <pic:cNvPr id="0" name="NMX-24_03_ENTRADA_01.png"/>
+                    <pic:cNvPicPr/>
+                  </pic:nvPicPr>
+                  <pic:blipFill>
+                    <a:blip r:embed="rId11"/>
+                    <a:stretch>
+                      <a:fillRect/>
+                    </a:stretch>
+                  </pic:blipFill>
+                  <pic:spPr>
+                    <a:xfrm>
+                      <a:off x="0" y="0"/>
+                      <a:ext cx="5580000" cy="4311818"/>
+                    </a:xfrm>
+                    <a:prstGeom prst="rect"/>
+                  </pic:spPr>
+                </pic:pic>
+              </a:graphicData>
+            </a:graphic>
+          </wp:inline>
+        </w:drawing>
+      </w:r>
+    </w:p>
+    <w:p>
+      <w:pPr>
+        <w:spacing w:before="0" w:after="160"/>
+        <w:jc w:val="center"/>
+      </w:pPr>
+      <w:r>
+        <w:rPr>
+          <w:rFonts w:ascii="Calibri" w:hAnsi="Calibri"/>
+          <w:b/>
+          <w:color w:val="45565E"/>
+          <w:sz w:val="17"/>
+        </w:rPr>
+        <w:t>Figura 2. Pantalla de ingreso de datos.</w:t>
+      </w:r>
+    </w:p>
     <w:tbl>
       <w:tblPr>
         <w:tblW w:type="auto" w:w="0"/>
@@ -3065,6 +3177,62 @@
         </w:tc>
       </w:tr>
     </w:tbl>
+    <w:p>
+      <w:pPr>
+        <w:keepNext/>
+        <w:spacing w:before="120" w:after="20"/>
+        <w:jc w:val="center"/>
+      </w:pPr>
+      <w:r>
+        <w:drawing>
+          <wp:inline xmlns:a="http://schemas.openxmlformats.org/drawingml/2006/main" xmlns:pic="http://schemas.openxmlformats.org/drawingml/2006/picture">
+            <wp:extent cx="5580000" cy="4311818"/>
+            <wp:docPr id="3" name="Picture 3"/>
+            <wp:cNvGraphicFramePr>
+              <a:graphicFrameLocks noChangeAspect="1"/>
+            </wp:cNvGraphicFramePr>
+            <a:graphic>
+              <a:graphicData uri="http://schemas.openxmlformats.org/drawingml/2006/picture">
+                <pic:pic>
+                  <pic:nvPicPr>
+                    <pic:cNvPr id="0" name="NMX-24_07_SEGUIMIENTO.png"/>
+                    <pic:cNvPicPr/>
+                  </pic:nvPicPr>
+                  <pic:blipFill>
+                    <a:blip r:embed="rId12"/>
+                    <a:stretch>
+                      <a:fillRect/>
+                    </a:stretch>
+                  </pic:blipFill>
+                  <pic:spPr>
+                    <a:xfrm>
+                      <a:off x="0" y="0"/>
+                      <a:ext cx="5580000" cy="4311818"/>
+                    </a:xfrm>
+                    <a:prstGeom prst="rect"/>
+                  </pic:spPr>
+                </pic:pic>
+              </a:graphicData>
+            </a:graphic>
+          </wp:inline>
+        </w:drawing>
+      </w:r>
+    </w:p>
+    <w:p>
+      <w:pPr>
+        <w:spacing w:before="0" w:after="160"/>
+        <w:jc w:val="center"/>
+      </w:pPr>
+      <w:r>
+        <w:rPr>
+          <w:rFonts w:ascii="Calibri" w:hAnsi="Calibri"/>
+          <w:b/>
+          <w:color w:val="45565E"/>
+          <w:sz w:val="17"/>
+        </w:rPr>
+        <w:t>Figura 3. Pantalla de seguimiento.</w:t>
+      </w:r>
+    </w:p>
     <w:tbl>
       <w:tblPr>
         <w:tblW w:type="auto" w:w="0"/>
@@ -3503,32 +3671,185 @@
     </w:p>
     <w:p>
       <w:pPr>
-        <w:spacing w:before="40" w:after="40" w:line="276" w:lineRule="auto"/>
+        <w:keepNext/>
+        <w:spacing w:before="120" w:after="20"/>
+        <w:jc w:val="center"/>
+      </w:pPr>
+      <w:r>
+        <w:drawing>
+          <wp:inline xmlns:a="http://schemas.openxmlformats.org/drawingml/2006/main" xmlns:pic="http://schemas.openxmlformats.org/drawingml/2006/picture">
+            <wp:extent cx="5580000" cy="4311818"/>
+            <wp:docPr id="4" name="Picture 4"/>
+            <wp:cNvGraphicFramePr>
+              <a:graphicFrameLocks noChangeAspect="1"/>
+            </wp:cNvGraphicFramePr>
+            <a:graphic>
+              <a:graphicData uri="http://schemas.openxmlformats.org/drawingml/2006/picture">
+                <pic:pic>
+                  <pic:nvPicPr>
+                    <pic:cNvPr id="0" name="NMX-24_09_DATOS.png"/>
+                    <pic:cNvPicPr/>
+                  </pic:nvPicPr>
+                  <pic:blipFill>
+                    <a:blip r:embed="rId13"/>
+                    <a:stretch>
+                      <a:fillRect/>
+                    </a:stretch>
+                  </pic:blipFill>
+                  <pic:spPr>
+                    <a:xfrm>
+                      <a:off x="0" y="0"/>
+                      <a:ext cx="5580000" cy="4311818"/>
+                    </a:xfrm>
+                    <a:prstGeom prst="rect"/>
+                  </pic:spPr>
+                </pic:pic>
+              </a:graphicData>
+            </a:graphic>
+          </wp:inline>
+        </w:drawing>
+      </w:r>
+    </w:p>
+    <w:p>
+      <w:pPr>
+        <w:spacing w:before="0" w:after="160"/>
+        <w:jc w:val="center"/>
       </w:pPr>
       <w:r>
         <w:rPr>
           <w:rFonts w:ascii="Calibri" w:hAnsi="Calibri"/>
           <w:b/>
-          <w:i w:val="0"/>
-          <w:color w:val="C08A2B"/>
-          <w:sz w:val="20"/>
+          <w:color w:val="45565E"/>
+          <w:sz w:val="17"/>
         </w:rPr>
-        <w:t>CAPTURA_NO_GENERADA_POR_LIMITACIÓN_DEL_ENTORNO.</w:t>
+        <w:t>Figura 4. Pantalla de ingreso de datos.</w:t>
       </w:r>
     </w:p>
     <w:p>
       <w:pPr>
-        <w:spacing w:before="40" w:after="80" w:line="276" w:lineRule="auto"/>
+        <w:keepNext/>
+        <w:spacing w:before="120" w:after="20"/>
+        <w:jc w:val="center"/>
+      </w:pPr>
+      <w:r>
+        <w:drawing>
+          <wp:inline xmlns:a="http://schemas.openxmlformats.org/drawingml/2006/main" xmlns:pic="http://schemas.openxmlformats.org/drawingml/2006/picture">
+            <wp:extent cx="5580000" cy="4311818"/>
+            <wp:docPr id="5" name="Picture 5"/>
+            <wp:cNvGraphicFramePr>
+              <a:graphicFrameLocks noChangeAspect="1"/>
+            </wp:cNvGraphicFramePr>
+            <a:graphic>
+              <a:graphicData uri="http://schemas.openxmlformats.org/drawingml/2006/picture">
+                <pic:pic>
+                  <pic:nvPicPr>
+                    <pic:cNvPr id="0" name="NMX-24_08_FUENTES.png"/>
+                    <pic:cNvPicPr/>
+                  </pic:nvPicPr>
+                  <pic:blipFill>
+                    <a:blip r:embed="rId14"/>
+                    <a:stretch>
+                      <a:fillRect/>
+                    </a:stretch>
+                  </pic:blipFill>
+                  <pic:spPr>
+                    <a:xfrm>
+                      <a:off x="0" y="0"/>
+                      <a:ext cx="5580000" cy="4311818"/>
+                    </a:xfrm>
+                    <a:prstGeom prst="rect"/>
+                  </pic:spPr>
+                </pic:pic>
+              </a:graphicData>
+            </a:graphic>
+          </wp:inline>
+        </w:drawing>
+      </w:r>
+    </w:p>
+    <w:p>
+      <w:pPr>
+        <w:spacing w:before="0" w:after="160"/>
+        <w:jc w:val="center"/>
       </w:pPr>
       <w:r>
         <w:rPr>
           <w:rFonts w:ascii="Calibri" w:hAnsi="Calibri"/>
-          <w:b w:val="0"/>
-          <w:i w:val="0"/>
+          <w:b/>
           <w:color w:val="45565E"/>
-          <w:sz w:val="19"/>
+          <w:sz w:val="17"/>
         </w:rPr>
-        <w:t>El entorno de generación de este portafolio no renderiza de forma fiel el archivo XLSX original, por lo que no se incluyen capturas simuladas. Las hojas reales del libro pueden abrirse en Microsoft Excel según la compatibilidad indicada.</w:t>
+        <w:t>Figura 5. Fuentes y trazabilidad.</w:t>
+      </w:r>
+    </w:p>
+    <w:p>
+      <w:pPr>
+        <w:keepNext/>
+        <w:spacing w:before="120" w:after="20"/>
+        <w:jc w:val="center"/>
+      </w:pPr>
+      <w:r>
+        <w:drawing>
+          <wp:inline xmlns:a="http://schemas.openxmlformats.org/drawingml/2006/main" xmlns:pic="http://schemas.openxmlformats.org/drawingml/2006/picture">
+            <wp:extent cx="5580000" cy="4311818"/>
+            <wp:docPr id="6" name="Picture 6"/>
+            <wp:cNvGraphicFramePr>
+              <a:graphicFrameLocks noChangeAspect="1"/>
+            </wp:cNvGraphicFramePr>
+            <a:graphic>
+              <a:graphicData uri="http://schemas.openxmlformats.org/drawingml/2006/picture">
+                <pic:pic>
+                  <pic:nvPicPr>
+                    <pic:cNvPr id="0" name="NMX-24_01_INICIO_02.png"/>
+                    <pic:cNvPicPr/>
+                  </pic:nvPicPr>
+                  <pic:blipFill>
+                    <a:blip r:embed="rId15"/>
+                    <a:stretch>
+                      <a:fillRect/>
+                    </a:stretch>
+                  </pic:blipFill>
+                  <pic:spPr>
+                    <a:xfrm>
+                      <a:off x="0" y="0"/>
+                      <a:ext cx="5580000" cy="4311818"/>
+                    </a:xfrm>
+                    <a:prstGeom prst="rect"/>
+                  </pic:spPr>
+                </pic:pic>
+              </a:graphicData>
+            </a:graphic>
+          </wp:inline>
+        </w:drawing>
+      </w:r>
+    </w:p>
+    <w:p>
+      <w:pPr>
+        <w:spacing w:before="0" w:after="160"/>
+        <w:jc w:val="center"/>
+      </w:pPr>
+      <w:r>
+        <w:rPr>
+          <w:rFonts w:ascii="Calibri" w:hAnsi="Calibri"/>
+          <w:b/>
+          <w:color w:val="45565E"/>
+          <w:sz w:val="17"/>
+        </w:rPr>
+        <w:t>Figura 6. Vista inicial (hoja INICIO).</w:t>
+      </w:r>
+    </w:p>
+    <w:p>
+      <w:pPr>
+        <w:spacing w:after="120"/>
+        <w:jc w:val="center"/>
+      </w:pPr>
+      <w:r>
+        <w:rPr>
+          <w:rFonts w:ascii="Calibri" w:hAnsi="Calibri"/>
+          <w:i/>
+          <w:color w:val="45565E"/>
+          <w:sz w:val="15"/>
+        </w:rPr>
+        <w:t>Captura real del archivo Excel NUTRIMETRÍA correspondiente al producto.</w:t>
       </w:r>
     </w:p>
     <w:tbl>
